--- a/FSD MERN - Developing a Reliable Back-end with Node and Express MAY 2026 batch 1/FSD MERN - Developing a Reliable Back-end with Node and Express  - Day 6 31-05 2026.docx
+++ b/FSD MERN - Developing a Reliable Back-end with Node and Express MAY 2026 batch 1/FSD MERN - Developing a Reliable Back-end with Node and Express  - Day 6 31-05 2026.docx
@@ -27,6 +27,7 @@
         </w:rPr>
         <w:t xml:space="preserve">Day </w:t>
       </w:r>
+      <w:proofErr w:type="gramStart"/>
       <w:r>
         <w:rPr>
           <w:b/>
@@ -43,6 +44,7 @@
         </w:rPr>
         <w:t xml:space="preserve"> :</w:t>
       </w:r>
+      <w:proofErr w:type="gramEnd"/>
     </w:p>
     <w:p>
       <w:pPr>
@@ -86,7 +88,35 @@
         <w:rPr>
           <w:lang w:val="en-US"/>
         </w:rPr>
-        <w:t xml:space="preserve">With help of web service we can make loosely couple between view and server side technology. </w:t>
+        <w:t xml:space="preserve">With help of web </w:t>
+      </w:r>
+      <w:proofErr w:type="gramStart"/>
+      <w:r>
+        <w:rPr>
+          <w:lang w:val="en-US"/>
+        </w:rPr>
+        <w:t>service</w:t>
+      </w:r>
+      <w:proofErr w:type="gramEnd"/>
+      <w:r>
+        <w:rPr>
+          <w:lang w:val="en-US"/>
+        </w:rPr>
+        <w:t xml:space="preserve"> we can make loosely couple between view and </w:t>
+      </w:r>
+      <w:proofErr w:type="gramStart"/>
+      <w:r>
+        <w:rPr>
+          <w:lang w:val="en-US"/>
+        </w:rPr>
+        <w:t>server side</w:t>
+      </w:r>
+      <w:proofErr w:type="gramEnd"/>
+      <w:r>
+        <w:rPr>
+          <w:lang w:val="en-US"/>
+        </w:rPr>
+        <w:t xml:space="preserve"> technology. </w:t>
       </w:r>
     </w:p>
     <w:p>
@@ -176,11 +206,19 @@
           <w:lang w:val="en-US"/>
         </w:rPr>
       </w:pPr>
-      <w:r>
-        <w:rPr>
-          <w:lang w:val="en-US"/>
-        </w:rPr>
-        <w:t xml:space="preserve">Server side view technologies are </w:t>
+      <w:proofErr w:type="gramStart"/>
+      <w:r>
+        <w:rPr>
+          <w:lang w:val="en-US"/>
+        </w:rPr>
+        <w:t>Server side</w:t>
+      </w:r>
+      <w:proofErr w:type="gramEnd"/>
+      <w:r>
+        <w:rPr>
+          <w:lang w:val="en-US"/>
+        </w:rPr>
+        <w:t xml:space="preserve"> view technologies are </w:t>
       </w:r>
     </w:p>
     <w:p>
@@ -286,7 +324,35 @@
         <w:rPr>
           <w:lang w:val="en-US"/>
         </w:rPr>
-        <w:t xml:space="preserve">If we use EJS as view engine then server side programming language must be Node with Express JS. Thes view engine are depends upon respective server side programming language. We can’t use JSP as view engine for node </w:t>
+        <w:t xml:space="preserve">If we use EJS as view engine then </w:t>
+      </w:r>
+      <w:proofErr w:type="gramStart"/>
+      <w:r>
+        <w:rPr>
+          <w:lang w:val="en-US"/>
+        </w:rPr>
+        <w:t>server side</w:t>
+      </w:r>
+      <w:proofErr w:type="gramEnd"/>
+      <w:r>
+        <w:rPr>
+          <w:lang w:val="en-US"/>
+        </w:rPr>
+        <w:t xml:space="preserve"> programming language must be Node with Express JS. Thes view engine are depends upon respective </w:t>
+      </w:r>
+      <w:proofErr w:type="gramStart"/>
+      <w:r>
+        <w:rPr>
+          <w:lang w:val="en-US"/>
+        </w:rPr>
+        <w:t>server side</w:t>
+      </w:r>
+      <w:proofErr w:type="gramEnd"/>
+      <w:r>
+        <w:rPr>
+          <w:lang w:val="en-US"/>
+        </w:rPr>
+        <w:t xml:space="preserve"> programming language. We can’t use JSP as view engine for node </w:t>
       </w:r>
       <w:proofErr w:type="spellStart"/>
       <w:r>
@@ -313,7 +379,21 @@
         <w:rPr>
           <w:lang w:val="en-US"/>
         </w:rPr>
-        <w:t xml:space="preserve">Every view engine follow its own syntax. </w:t>
+        <w:t xml:space="preserve">Every view engine </w:t>
+      </w:r>
+      <w:proofErr w:type="gramStart"/>
+      <w:r>
+        <w:rPr>
+          <w:lang w:val="en-US"/>
+        </w:rPr>
+        <w:t>follow</w:t>
+      </w:r>
+      <w:proofErr w:type="gramEnd"/>
+      <w:r>
+        <w:rPr>
+          <w:lang w:val="en-US"/>
+        </w:rPr>
+        <w:t xml:space="preserve"> its own syntax. </w:t>
       </w:r>
     </w:p>
     <w:p>
@@ -659,11 +739,19 @@
           <w:lang w:val="en-US"/>
         </w:rPr>
       </w:pPr>
-      <w:r>
-        <w:rPr>
-          <w:lang w:val="en-US"/>
-        </w:rPr>
-        <w:t xml:space="preserve">XML : </w:t>
+      <w:proofErr w:type="gramStart"/>
+      <w:r>
+        <w:rPr>
+          <w:lang w:val="en-US"/>
+        </w:rPr>
+        <w:t>XML :</w:t>
+      </w:r>
+      <w:proofErr w:type="gramEnd"/>
+      <w:r>
+        <w:rPr>
+          <w:lang w:val="en-US"/>
+        </w:rPr>
+        <w:t xml:space="preserve"> </w:t>
       </w:r>
       <w:proofErr w:type="spellStart"/>
       <w:r>
@@ -686,44 +774,94 @@
           <w:lang w:val="en-US"/>
         </w:rPr>
       </w:pPr>
-      <w:r>
-        <w:rPr>
-          <w:lang w:val="en-US"/>
-        </w:rPr>
-        <w:t xml:space="preserve">JSON : JavaScript Object Notation </w:t>
-      </w:r>
-    </w:p>
-    <w:p>
-      <w:pPr>
-        <w:rPr>
-          <w:lang w:val="en-US"/>
-        </w:rPr>
-      </w:pPr>
-    </w:p>
-    <w:p>
-      <w:pPr>
-        <w:rPr>
-          <w:lang w:val="en-US"/>
-        </w:rPr>
-      </w:pPr>
-      <w:r>
-        <w:rPr>
-          <w:lang w:val="en-US"/>
-        </w:rPr>
-        <w:t xml:space="preserve">Java or Python or JavaScript function or methods are present. They are consider as service. </w:t>
-      </w:r>
-    </w:p>
-    <w:p>
-      <w:pPr>
-        <w:rPr>
-          <w:lang w:val="en-US"/>
-        </w:rPr>
-      </w:pPr>
-      <w:r>
-        <w:rPr>
-          <w:lang w:val="en-US"/>
-        </w:rPr>
-        <w:t xml:space="preserve">SOAP Web Service : Simple Object Access Protocol : in SOAP Web Service we can consume and produce the data in xml format. SOAP web service base upon SOA (Service Oriented architecture). </w:t>
+      <w:proofErr w:type="gramStart"/>
+      <w:r>
+        <w:rPr>
+          <w:lang w:val="en-US"/>
+        </w:rPr>
+        <w:t>JSON :</w:t>
+      </w:r>
+      <w:proofErr w:type="gramEnd"/>
+      <w:r>
+        <w:rPr>
+          <w:lang w:val="en-US"/>
+        </w:rPr>
+        <w:t xml:space="preserve"> JavaScript Object Notation </w:t>
+      </w:r>
+    </w:p>
+    <w:p>
+      <w:pPr>
+        <w:rPr>
+          <w:lang w:val="en-US"/>
+        </w:rPr>
+      </w:pPr>
+    </w:p>
+    <w:p>
+      <w:pPr>
+        <w:rPr>
+          <w:lang w:val="en-US"/>
+        </w:rPr>
+      </w:pPr>
+      <w:r>
+        <w:rPr>
+          <w:lang w:val="en-US"/>
+        </w:rPr>
+        <w:t xml:space="preserve">Java or Python or JavaScript function or methods are present. They are </w:t>
+      </w:r>
+      <w:proofErr w:type="gramStart"/>
+      <w:r>
+        <w:rPr>
+          <w:lang w:val="en-US"/>
+        </w:rPr>
+        <w:t>consider</w:t>
+      </w:r>
+      <w:proofErr w:type="gramEnd"/>
+      <w:r>
+        <w:rPr>
+          <w:lang w:val="en-US"/>
+        </w:rPr>
+        <w:t xml:space="preserve"> as service. </w:t>
+      </w:r>
+    </w:p>
+    <w:p>
+      <w:pPr>
+        <w:rPr>
+          <w:lang w:val="en-US"/>
+        </w:rPr>
+      </w:pPr>
+      <w:r>
+        <w:rPr>
+          <w:lang w:val="en-US"/>
+        </w:rPr>
+        <w:t xml:space="preserve">SOAP Web </w:t>
+      </w:r>
+      <w:proofErr w:type="gramStart"/>
+      <w:r>
+        <w:rPr>
+          <w:lang w:val="en-US"/>
+        </w:rPr>
+        <w:t>Service :</w:t>
+      </w:r>
+      <w:proofErr w:type="gramEnd"/>
+      <w:r>
+        <w:rPr>
+          <w:lang w:val="en-US"/>
+        </w:rPr>
+        <w:t xml:space="preserve"> Simple Object Access </w:t>
+      </w:r>
+      <w:proofErr w:type="gramStart"/>
+      <w:r>
+        <w:rPr>
+          <w:lang w:val="en-US"/>
+        </w:rPr>
+        <w:t>Protocol :</w:t>
+      </w:r>
+      <w:proofErr w:type="gramEnd"/>
+      <w:r>
+        <w:rPr>
+          <w:lang w:val="en-US"/>
+        </w:rPr>
+        <w:t xml:space="preserve"> in SOAP Web Service we can consume and produce the data in xml format. SOAP web service base upon SOA (Service Oriented architecture). </w:t>
       </w:r>
       <w:r>
         <w:rPr>
@@ -742,7 +880,35 @@
         <w:rPr>
           <w:lang w:val="en-US"/>
         </w:rPr>
-        <w:t xml:space="preserve">Rest Full Web Service : Representation State Transfer : In Rest Full web service we can consume and produce data in any format base upon client requirement like plain text, html, xml, </w:t>
+        <w:t xml:space="preserve">Rest Full Web </w:t>
+      </w:r>
+      <w:proofErr w:type="gramStart"/>
+      <w:r>
+        <w:rPr>
+          <w:lang w:val="en-US"/>
+        </w:rPr>
+        <w:t>Service :</w:t>
+      </w:r>
+      <w:proofErr w:type="gramEnd"/>
+      <w:r>
+        <w:rPr>
+          <w:lang w:val="en-US"/>
+        </w:rPr>
+        <w:t xml:space="preserve"> Representation State </w:t>
+      </w:r>
+      <w:proofErr w:type="gramStart"/>
+      <w:r>
+        <w:rPr>
+          <w:lang w:val="en-US"/>
+        </w:rPr>
+        <w:t>Transfer :</w:t>
+      </w:r>
+      <w:proofErr w:type="gramEnd"/>
+      <w:r>
+        <w:rPr>
+          <w:lang w:val="en-US"/>
+        </w:rPr>
+        <w:t xml:space="preserve"> In Rest Full web service we can consume and produce data in any format base upon client requirement like plain text, html, xml, </w:t>
       </w:r>
       <w:proofErr w:type="spellStart"/>
       <w:r>
@@ -782,7 +948,21 @@
         <w:rPr>
           <w:lang w:val="en-US"/>
         </w:rPr>
-        <w:t xml:space="preserve">Rest full web service support all http protocol methods. </w:t>
+        <w:t xml:space="preserve">Rest full web service </w:t>
+      </w:r>
+      <w:proofErr w:type="gramStart"/>
+      <w:r>
+        <w:rPr>
+          <w:lang w:val="en-US"/>
+        </w:rPr>
+        <w:t>support</w:t>
+      </w:r>
+      <w:proofErr w:type="gramEnd"/>
+      <w:r>
+        <w:rPr>
+          <w:lang w:val="en-US"/>
+        </w:rPr>
+        <w:t xml:space="preserve"> all http protocol methods. </w:t>
       </w:r>
     </w:p>
     <w:p>
@@ -1097,28 +1277,926 @@
         <w:rPr>
           <w:lang w:val="en-US"/>
         </w:rPr>
-        <w:t xml:space="preserve">Creating simple rest full web service to produce the data in different format. </w:t>
-      </w:r>
-    </w:p>
-    <w:p>
-      <w:pPr>
-        <w:rPr>
-          <w:lang w:val="en-US"/>
-        </w:rPr>
-      </w:pPr>
-    </w:p>
-    <w:p>
-      <w:pPr>
-        <w:rPr>
-          <w:lang w:val="en-US"/>
-        </w:rPr>
-      </w:pPr>
+        <w:t>Creating simple rest full web service to produce the data in different format</w:t>
+      </w:r>
+      <w:r>
+        <w:rPr>
+          <w:lang w:val="en-US"/>
+        </w:rPr>
+        <w:t xml:space="preserve"> with get method. </w:t>
+      </w:r>
+    </w:p>
+    <w:p>
+      <w:pPr>
+        <w:rPr>
+          <w:lang w:val="en-US"/>
+        </w:rPr>
+      </w:pPr>
+    </w:p>
+    <w:p>
+      <w:pPr>
+        <w:rPr>
+          <w:lang w:val="en-US"/>
+        </w:rPr>
+      </w:pPr>
+      <w:proofErr w:type="spellStart"/>
+      <w:r>
+        <w:rPr>
+          <w:lang w:val="en-US"/>
+        </w:rPr>
+        <w:t>RestFullWeb</w:t>
+      </w:r>
+      <w:proofErr w:type="spellEnd"/>
+      <w:r>
+        <w:rPr>
+          <w:lang w:val="en-US"/>
+        </w:rPr>
+        <w:t xml:space="preserve"> Service -</w:t>
+      </w:r>
+      <w:r>
+        <w:rPr>
+          <w:lang w:val="en-US"/>
+        </w:rPr>
+        <w:sym w:font="Wingdings" w:char="F0E0"/>
+      </w:r>
+      <w:r>
+        <w:rPr>
+          <w:lang w:val="en-US"/>
+        </w:rPr>
+        <w:t xml:space="preserve"> Root folder </w:t>
+      </w:r>
+    </w:p>
+    <w:p>
+      <w:pPr>
+        <w:rPr>
+          <w:lang w:val="en-US"/>
+        </w:rPr>
+      </w:pPr>
+    </w:p>
+    <w:p>
+      <w:pPr>
+        <w:rPr>
+          <w:lang w:val="en-US"/>
+        </w:rPr>
+      </w:pPr>
+      <w:proofErr w:type="spellStart"/>
+      <w:r>
+        <w:rPr>
+          <w:lang w:val="en-US"/>
+        </w:rPr>
+        <w:t>mkdir</w:t>
+      </w:r>
+      <w:proofErr w:type="spellEnd"/>
+      <w:r>
+        <w:rPr>
+          <w:lang w:val="en-US"/>
+        </w:rPr>
+        <w:t xml:space="preserve"> rest-</w:t>
+      </w:r>
+      <w:proofErr w:type="spellStart"/>
+      <w:r>
+        <w:rPr>
+          <w:lang w:val="en-US"/>
+        </w:rPr>
+        <w:t>api</w:t>
+      </w:r>
+      <w:proofErr w:type="spellEnd"/>
+      <w:r>
+        <w:rPr>
+          <w:lang w:val="en-US"/>
+        </w:rPr>
+        <w:t xml:space="preserve">-different-format-data </w:t>
+      </w:r>
+    </w:p>
+    <w:p>
+      <w:pPr>
+        <w:rPr>
+          <w:lang w:val="en-US"/>
+        </w:rPr>
+      </w:pPr>
+      <w:proofErr w:type="spellStart"/>
+      <w:r>
+        <w:rPr>
+          <w:lang w:val="en-US"/>
+        </w:rPr>
+        <w:t>npm</w:t>
+      </w:r>
+      <w:proofErr w:type="spellEnd"/>
       <w:r>
         <w:rPr>
           <w:lang w:val="en-US"/>
         </w:rPr>
         <w:t xml:space="preserve"> </w:t>
       </w:r>
+      <w:proofErr w:type="spellStart"/>
+      <w:r>
+        <w:rPr>
+          <w:lang w:val="en-US"/>
+        </w:rPr>
+        <w:t>init</w:t>
+      </w:r>
+      <w:proofErr w:type="spellEnd"/>
+      <w:r>
+        <w:rPr>
+          <w:lang w:val="en-US"/>
+        </w:rPr>
+        <w:t xml:space="preserve"> -y</w:t>
+      </w:r>
+    </w:p>
+    <w:p>
+      <w:pPr>
+        <w:rPr>
+          <w:lang w:val="en-US"/>
+        </w:rPr>
+      </w:pPr>
+      <w:proofErr w:type="spellStart"/>
+      <w:r>
+        <w:rPr>
+          <w:lang w:val="en-US"/>
+        </w:rPr>
+        <w:t>npm</w:t>
+      </w:r>
+      <w:proofErr w:type="spellEnd"/>
+      <w:r>
+        <w:rPr>
+          <w:lang w:val="en-US"/>
+        </w:rPr>
+        <w:t xml:space="preserve"> install express </w:t>
+      </w:r>
+    </w:p>
+    <w:p>
+      <w:pPr>
+        <w:rPr>
+          <w:lang w:val="en-US"/>
+        </w:rPr>
+      </w:pPr>
+    </w:p>
+    <w:p>
+      <w:pPr>
+        <w:rPr>
+          <w:lang w:val="en-US"/>
+        </w:rPr>
+      </w:pPr>
+      <w:r>
+        <w:rPr>
+          <w:lang w:val="en-US"/>
+        </w:rPr>
+        <w:t xml:space="preserve"> </w:t>
+      </w:r>
+    </w:p>
+    <w:p>
+      <w:pPr>
+        <w:rPr>
+          <w:lang w:val="en-US"/>
+        </w:rPr>
+      </w:pPr>
+      <w:r>
+        <w:rPr>
+          <w:lang w:val="en-US"/>
+        </w:rPr>
+        <w:t xml:space="preserve">creating rest </w:t>
+      </w:r>
+      <w:proofErr w:type="spellStart"/>
+      <w:r>
+        <w:rPr>
+          <w:lang w:val="en-US"/>
+        </w:rPr>
+        <w:t>api</w:t>
+      </w:r>
+      <w:proofErr w:type="spellEnd"/>
+      <w:r>
+        <w:rPr>
+          <w:lang w:val="en-US"/>
+        </w:rPr>
+        <w:t xml:space="preserve"> with in memory (array) for product </w:t>
+      </w:r>
+    </w:p>
+    <w:p>
+      <w:pPr>
+        <w:rPr>
+          <w:lang w:val="en-US"/>
+        </w:rPr>
+      </w:pPr>
+      <w:r>
+        <w:rPr>
+          <w:lang w:val="en-US"/>
+        </w:rPr>
+        <w:t xml:space="preserve">Get Method </w:t>
+      </w:r>
+      <w:r>
+        <w:rPr>
+          <w:lang w:val="en-US"/>
+        </w:rPr>
+        <w:tab/>
+        <w:t xml:space="preserve">: get all product details in </w:t>
+      </w:r>
+      <w:proofErr w:type="spellStart"/>
+      <w:r>
+        <w:rPr>
+          <w:lang w:val="en-US"/>
+        </w:rPr>
+        <w:t>json</w:t>
+      </w:r>
+      <w:proofErr w:type="spellEnd"/>
+      <w:r>
+        <w:rPr>
+          <w:lang w:val="en-US"/>
+        </w:rPr>
+        <w:t xml:space="preserve"> format. </w:t>
+      </w:r>
+    </w:p>
+    <w:p>
+      <w:pPr>
+        <w:rPr>
+          <w:lang w:val="en-US"/>
+        </w:rPr>
+      </w:pPr>
+      <w:r>
+        <w:rPr>
+          <w:lang w:val="en-US"/>
+        </w:rPr>
+        <w:tab/>
+      </w:r>
+      <w:r>
+        <w:rPr>
+          <w:lang w:val="en-US"/>
+        </w:rPr>
+        <w:tab/>
+        <w:t xml:space="preserve">Search the product id </w:t>
+      </w:r>
+    </w:p>
+    <w:p>
+      <w:pPr>
+        <w:pStyle w:val="ListParagraph"/>
+        <w:numPr>
+          <w:ilvl w:val="0"/>
+          <w:numId w:val="1"/>
+        </w:numPr>
+        <w:rPr>
+          <w:lang w:val="en-US"/>
+        </w:rPr>
+      </w:pPr>
+      <w:r>
+        <w:rPr>
+          <w:lang w:val="en-US"/>
+        </w:rPr>
+        <w:t xml:space="preserve">Query param </w:t>
+      </w:r>
+    </w:p>
+    <w:p>
+      <w:pPr>
+        <w:pStyle w:val="ListParagraph"/>
+        <w:ind w:left="1800"/>
+        <w:rPr>
+          <w:lang w:val="en-US"/>
+        </w:rPr>
+      </w:pPr>
+      <w:proofErr w:type="spellStart"/>
+      <w:r>
+        <w:rPr>
+          <w:lang w:val="en-US"/>
+        </w:rPr>
+        <w:t>URL</w:t>
+      </w:r>
+      <w:r>
+        <w:rPr>
+          <w:highlight w:val="yellow"/>
+          <w:lang w:val="en-US"/>
+        </w:rPr>
+        <w:t>?</w:t>
+      </w:r>
+      <w:r>
+        <w:rPr>
+          <w:lang w:val="en-US"/>
+        </w:rPr>
+        <w:t>key</w:t>
+      </w:r>
+      <w:proofErr w:type="spellEnd"/>
+      <w:r>
+        <w:rPr>
+          <w:lang w:val="en-US"/>
+        </w:rPr>
+        <w:t>=value</w:t>
+      </w:r>
+    </w:p>
+    <w:p>
+      <w:pPr>
+        <w:pStyle w:val="ListParagraph"/>
+        <w:ind w:left="1800"/>
+        <w:rPr>
+          <w:lang w:val="en-US"/>
+        </w:rPr>
+      </w:pPr>
+      <w:r>
+        <w:rPr>
+          <w:lang w:val="en-US"/>
+        </w:rPr>
+        <w:t>URL</w:t>
+      </w:r>
+      <w:r>
+        <w:rPr>
+          <w:highlight w:val="yellow"/>
+          <w:lang w:val="en-US"/>
+        </w:rPr>
+        <w:t>?</w:t>
+      </w:r>
+      <w:r>
+        <w:rPr>
+          <w:lang w:val="en-US"/>
+        </w:rPr>
+        <w:t>key1=value1</w:t>
+      </w:r>
+      <w:r>
+        <w:rPr>
+          <w:highlight w:val="yellow"/>
+          <w:lang w:val="en-US"/>
+        </w:rPr>
+        <w:t>&amp;</w:t>
+      </w:r>
+      <w:r>
+        <w:rPr>
+          <w:lang w:val="en-US"/>
+        </w:rPr>
+        <w:t>key2=value2</w:t>
+      </w:r>
+    </w:p>
+    <w:p>
+      <w:pPr>
+        <w:pStyle w:val="ListParagraph"/>
+        <w:ind w:left="1800"/>
+        <w:rPr>
+          <w:lang w:val="en-US"/>
+        </w:rPr>
+      </w:pPr>
+      <w:r>
+        <w:rPr>
+          <w:lang w:val="en-US"/>
+        </w:rPr>
+        <w:t>URL</w:t>
+      </w:r>
+      <w:r>
+        <w:rPr>
+          <w:highlight w:val="yellow"/>
+          <w:lang w:val="en-US"/>
+        </w:rPr>
+        <w:t>?</w:t>
+      </w:r>
+      <w:r>
+        <w:rPr>
+          <w:lang w:val="en-US"/>
+        </w:rPr>
+        <w:t>key1=value1</w:t>
+      </w:r>
+      <w:r>
+        <w:rPr>
+          <w:highlight w:val="yellow"/>
+          <w:lang w:val="en-US"/>
+        </w:rPr>
+        <w:t>&amp;</w:t>
+      </w:r>
+      <w:r>
+        <w:rPr>
+          <w:lang w:val="en-US"/>
+        </w:rPr>
+        <w:t>key2=value2</w:t>
+      </w:r>
+      <w:r>
+        <w:rPr>
+          <w:lang w:val="en-US"/>
+        </w:rPr>
+        <w:t>&amp;key3=value3</w:t>
+      </w:r>
+    </w:p>
+    <w:p>
+      <w:pPr>
+        <w:pStyle w:val="ListParagraph"/>
+        <w:ind w:left="1800"/>
+        <w:rPr>
+          <w:lang w:val="en-US"/>
+        </w:rPr>
+      </w:pPr>
+      <w:r>
+        <w:rPr>
+          <w:lang w:val="en-US"/>
+        </w:rPr>
+        <w:t xml:space="preserve">If client is normal form with get method. Because form with get method internally use query param technique. </w:t>
+      </w:r>
+    </w:p>
+    <w:p>
+      <w:pPr>
+        <w:pStyle w:val="ListParagraph"/>
+        <w:numPr>
+          <w:ilvl w:val="0"/>
+          <w:numId w:val="1"/>
+        </w:numPr>
+        <w:rPr>
+          <w:lang w:val="en-US"/>
+        </w:rPr>
+      </w:pPr>
+      <w:r>
+        <w:rPr>
+          <w:lang w:val="en-US"/>
+        </w:rPr>
+        <w:t xml:space="preserve">Path param </w:t>
+      </w:r>
+    </w:p>
+    <w:p>
+      <w:pPr>
+        <w:pStyle w:val="ListParagraph"/>
+        <w:ind w:left="1800"/>
+        <w:rPr>
+          <w:lang w:val="en-US"/>
+        </w:rPr>
+      </w:pPr>
+      <w:r>
+        <w:rPr>
+          <w:lang w:val="en-US"/>
+        </w:rPr>
+        <w:t>URL</w:t>
+      </w:r>
+      <w:r>
+        <w:rPr>
+          <w:highlight w:val="yellow"/>
+          <w:lang w:val="en-US"/>
+        </w:rPr>
+        <w:t>/</w:t>
+      </w:r>
+      <w:r>
+        <w:rPr>
+          <w:lang w:val="en-US"/>
+        </w:rPr>
+        <w:t>value1</w:t>
+      </w:r>
+    </w:p>
+    <w:p>
+      <w:pPr>
+        <w:pStyle w:val="ListParagraph"/>
+        <w:ind w:left="1800"/>
+        <w:rPr>
+          <w:lang w:val="en-US"/>
+        </w:rPr>
+      </w:pPr>
+      <w:r>
+        <w:rPr>
+          <w:lang w:val="en-US"/>
+        </w:rPr>
+        <w:t>URL</w:t>
+      </w:r>
+      <w:r>
+        <w:rPr>
+          <w:highlight w:val="yellow"/>
+          <w:lang w:val="en-US"/>
+        </w:rPr>
+        <w:t>/</w:t>
+      </w:r>
+      <w:r>
+        <w:rPr>
+          <w:lang w:val="en-US"/>
+        </w:rPr>
+        <w:t>value1</w:t>
+      </w:r>
+      <w:r>
+        <w:rPr>
+          <w:highlight w:val="yellow"/>
+          <w:lang w:val="en-US"/>
+        </w:rPr>
+        <w:t>/</w:t>
+      </w:r>
+      <w:r>
+        <w:rPr>
+          <w:lang w:val="en-US"/>
+        </w:rPr>
+        <w:t>value2</w:t>
+      </w:r>
+    </w:p>
+    <w:p>
+      <w:pPr>
+        <w:rPr>
+          <w:lang w:val="en-US"/>
+        </w:rPr>
+      </w:pPr>
+      <w:r>
+        <w:rPr>
+          <w:lang w:val="en-US"/>
+        </w:rPr>
+        <w:t xml:space="preserve">Post </w:t>
+      </w:r>
+      <w:proofErr w:type="gramStart"/>
+      <w:r>
+        <w:rPr>
+          <w:lang w:val="en-US"/>
+        </w:rPr>
+        <w:t>method :</w:t>
+      </w:r>
+      <w:proofErr w:type="gramEnd"/>
+      <w:r>
+        <w:rPr>
+          <w:lang w:val="en-US"/>
+        </w:rPr>
+        <w:t xml:space="preserve"> store product data with product id must be unique </w:t>
+      </w:r>
+    </w:p>
+    <w:p>
+      <w:pPr>
+        <w:rPr>
+          <w:lang w:val="en-US"/>
+        </w:rPr>
+      </w:pPr>
+    </w:p>
+    <w:p>
+      <w:pPr>
+        <w:rPr>
+          <w:lang w:val="en-US"/>
+        </w:rPr>
+      </w:pPr>
+      <w:r>
+        <w:rPr>
+          <w:noProof/>
+        </w:rPr>
+        <w:lastRenderedPageBreak/>
+        <w:drawing>
+          <wp:inline distT="0" distB="0" distL="0" distR="0" wp14:anchorId="72E7212B" wp14:editId="62EBCCE1">
+            <wp:extent cx="5731510" cy="3051175"/>
+            <wp:effectExtent l="0" t="0" r="2540" b="0"/>
+            <wp:docPr id="505650757" name="Picture 1"/>
+            <wp:cNvGraphicFramePr>
+              <a:graphicFrameLocks xmlns:a="http://schemas.openxmlformats.org/drawingml/2006/main" noChangeAspect="1"/>
+            </wp:cNvGraphicFramePr>
+            <a:graphic xmlns:a="http://schemas.openxmlformats.org/drawingml/2006/main">
+              <a:graphicData uri="http://schemas.openxmlformats.org/drawingml/2006/picture">
+                <pic:pic xmlns:pic="http://schemas.openxmlformats.org/drawingml/2006/picture">
+                  <pic:nvPicPr>
+                    <pic:cNvPr id="505650757" name=""/>
+                    <pic:cNvPicPr/>
+                  </pic:nvPicPr>
+                  <pic:blipFill>
+                    <a:blip r:embed="rId5"/>
+                    <a:stretch>
+                      <a:fillRect/>
+                    </a:stretch>
+                  </pic:blipFill>
+                  <pic:spPr>
+                    <a:xfrm>
+                      <a:off x="0" y="0"/>
+                      <a:ext cx="5731510" cy="3051175"/>
+                    </a:xfrm>
+                    <a:prstGeom prst="rect">
+                      <a:avLst/>
+                    </a:prstGeom>
+                  </pic:spPr>
+                </pic:pic>
+              </a:graphicData>
+            </a:graphic>
+          </wp:inline>
+        </w:drawing>
+      </w:r>
+    </w:p>
+    <w:p>
+      <w:pPr>
+        <w:rPr>
+          <w:lang w:val="en-US"/>
+        </w:rPr>
+      </w:pPr>
+      <w:r>
+        <w:rPr>
+          <w:noProof/>
+        </w:rPr>
+        <w:drawing>
+          <wp:inline distT="0" distB="0" distL="0" distR="0" wp14:anchorId="280932BD" wp14:editId="0F8328CC">
+            <wp:extent cx="5731510" cy="3373120"/>
+            <wp:effectExtent l="0" t="0" r="2540" b="0"/>
+            <wp:docPr id="1137720792" name="Picture 1"/>
+            <wp:cNvGraphicFramePr>
+              <a:graphicFrameLocks xmlns:a="http://schemas.openxmlformats.org/drawingml/2006/main" noChangeAspect="1"/>
+            </wp:cNvGraphicFramePr>
+            <a:graphic xmlns:a="http://schemas.openxmlformats.org/drawingml/2006/main">
+              <a:graphicData uri="http://schemas.openxmlformats.org/drawingml/2006/picture">
+                <pic:pic xmlns:pic="http://schemas.openxmlformats.org/drawingml/2006/picture">
+                  <pic:nvPicPr>
+                    <pic:cNvPr id="1137720792" name=""/>
+                    <pic:cNvPicPr/>
+                  </pic:nvPicPr>
+                  <pic:blipFill>
+                    <a:blip r:embed="rId6"/>
+                    <a:stretch>
+                      <a:fillRect/>
+                    </a:stretch>
+                  </pic:blipFill>
+                  <pic:spPr>
+                    <a:xfrm>
+                      <a:off x="0" y="0"/>
+                      <a:ext cx="5731510" cy="3373120"/>
+                    </a:xfrm>
+                    <a:prstGeom prst="rect">
+                      <a:avLst/>
+                    </a:prstGeom>
+                  </pic:spPr>
+                </pic:pic>
+              </a:graphicData>
+            </a:graphic>
+          </wp:inline>
+        </w:drawing>
+      </w:r>
+    </w:p>
+    <w:p>
+      <w:pPr>
+        <w:rPr>
+          <w:lang w:val="en-US"/>
+        </w:rPr>
+      </w:pPr>
+    </w:p>
+    <w:p>
+      <w:pPr>
+        <w:rPr>
+          <w:lang w:val="en-US"/>
+        </w:rPr>
+      </w:pPr>
+      <w:r>
+        <w:rPr>
+          <w:lang w:val="en-US"/>
+        </w:rPr>
+        <w:t xml:space="preserve">Put/Patch </w:t>
+      </w:r>
+      <w:proofErr w:type="gramStart"/>
+      <w:r>
+        <w:rPr>
+          <w:lang w:val="en-US"/>
+        </w:rPr>
+        <w:t>method :</w:t>
+      </w:r>
+      <w:proofErr w:type="gramEnd"/>
+      <w:r>
+        <w:rPr>
+          <w:lang w:val="en-US"/>
+        </w:rPr>
+        <w:t xml:space="preserve"> update product price </w:t>
+      </w:r>
+    </w:p>
+    <w:p>
+      <w:pPr>
+        <w:rPr>
+          <w:lang w:val="en-US"/>
+        </w:rPr>
+      </w:pPr>
+      <w:r>
+        <w:rPr>
+          <w:lang w:val="en-US"/>
+        </w:rPr>
+        <w:t xml:space="preserve">Delete </w:t>
+      </w:r>
+      <w:proofErr w:type="gramStart"/>
+      <w:r>
+        <w:rPr>
+          <w:lang w:val="en-US"/>
+        </w:rPr>
+        <w:t>method :</w:t>
+      </w:r>
+      <w:proofErr w:type="gramEnd"/>
+      <w:r>
+        <w:rPr>
+          <w:lang w:val="en-US"/>
+        </w:rPr>
+        <w:t xml:space="preserve"> delete the product using </w:t>
+      </w:r>
+      <w:proofErr w:type="spellStart"/>
+      <w:r>
+        <w:rPr>
+          <w:lang w:val="en-US"/>
+        </w:rPr>
+        <w:t>pid</w:t>
+      </w:r>
+      <w:proofErr w:type="spellEnd"/>
+      <w:r>
+        <w:rPr>
+          <w:lang w:val="en-US"/>
+        </w:rPr>
+        <w:t xml:space="preserve"> </w:t>
+      </w:r>
+    </w:p>
+    <w:p>
+      <w:pPr>
+        <w:rPr>
+          <w:lang w:val="en-US"/>
+        </w:rPr>
+      </w:pPr>
+    </w:p>
+    <w:p>
+      <w:pPr>
+        <w:rPr>
+          <w:lang w:val="en-US"/>
+        </w:rPr>
+      </w:pPr>
+      <w:proofErr w:type="spellStart"/>
+      <w:r>
+        <w:rPr>
+          <w:lang w:val="en-US"/>
+        </w:rPr>
+        <w:t>Mkdir</w:t>
+      </w:r>
+      <w:proofErr w:type="spellEnd"/>
+      <w:r>
+        <w:rPr>
+          <w:lang w:val="en-US"/>
+        </w:rPr>
+        <w:t xml:space="preserve"> product-rest-</w:t>
+      </w:r>
+      <w:proofErr w:type="spellStart"/>
+      <w:r>
+        <w:rPr>
+          <w:lang w:val="en-US"/>
+        </w:rPr>
+        <w:t>api</w:t>
+      </w:r>
+      <w:proofErr w:type="spellEnd"/>
+    </w:p>
+    <w:p>
+      <w:pPr>
+        <w:rPr>
+          <w:lang w:val="en-US"/>
+        </w:rPr>
+      </w:pPr>
+      <w:proofErr w:type="spellStart"/>
+      <w:r>
+        <w:rPr>
+          <w:lang w:val="en-US"/>
+        </w:rPr>
+        <w:t>Npm</w:t>
+      </w:r>
+      <w:proofErr w:type="spellEnd"/>
+      <w:r>
+        <w:rPr>
+          <w:lang w:val="en-US"/>
+        </w:rPr>
+        <w:t xml:space="preserve"> </w:t>
+      </w:r>
+      <w:proofErr w:type="spellStart"/>
+      <w:r>
+        <w:rPr>
+          <w:lang w:val="en-US"/>
+        </w:rPr>
+        <w:t>init</w:t>
+      </w:r>
+      <w:proofErr w:type="spellEnd"/>
+      <w:r>
+        <w:rPr>
+          <w:lang w:val="en-US"/>
+        </w:rPr>
+        <w:t xml:space="preserve"> -y</w:t>
+      </w:r>
+    </w:p>
+    <w:p>
+      <w:pPr>
+        <w:rPr>
+          <w:lang w:val="en-US"/>
+        </w:rPr>
+      </w:pPr>
+      <w:proofErr w:type="spellStart"/>
+      <w:r>
+        <w:rPr>
+          <w:lang w:val="en-US"/>
+        </w:rPr>
+        <w:t>Npm</w:t>
+      </w:r>
+      <w:proofErr w:type="spellEnd"/>
+      <w:r>
+        <w:rPr>
+          <w:lang w:val="en-US"/>
+        </w:rPr>
+        <w:t xml:space="preserve"> install express </w:t>
+      </w:r>
+    </w:p>
+    <w:p>
+      <w:pPr>
+        <w:rPr>
+          <w:lang w:val="en-US"/>
+        </w:rPr>
+      </w:pPr>
+    </w:p>
+    <w:p>
+      <w:pPr>
+        <w:rPr>
+          <w:lang w:val="en-US"/>
+        </w:rPr>
+      </w:pPr>
+    </w:p>
+    <w:p>
+      <w:pPr>
+        <w:rPr>
+          <w:lang w:val="en-US"/>
+        </w:rPr>
+      </w:pPr>
+      <w:proofErr w:type="gramStart"/>
+      <w:r>
+        <w:rPr>
+          <w:lang w:val="en-US"/>
+        </w:rPr>
+        <w:t>JSON :</w:t>
+      </w:r>
+      <w:proofErr w:type="gramEnd"/>
+      <w:r>
+        <w:rPr>
+          <w:lang w:val="en-US"/>
+        </w:rPr>
+        <w:t xml:space="preserve"> </w:t>
+      </w:r>
+      <w:proofErr w:type="spellStart"/>
+      <w:r>
+        <w:rPr>
+          <w:lang w:val="en-US"/>
+        </w:rPr>
+        <w:t>pre defined</w:t>
+      </w:r>
+      <w:proofErr w:type="spellEnd"/>
+      <w:r>
+        <w:rPr>
+          <w:lang w:val="en-US"/>
+        </w:rPr>
+        <w:t xml:space="preserve"> object in JS </w:t>
+      </w:r>
+    </w:p>
+    <w:p>
+      <w:pPr>
+        <w:rPr>
+          <w:lang w:val="en-US"/>
+        </w:rPr>
+      </w:pPr>
+      <w:proofErr w:type="spellStart"/>
+      <w:r>
+        <w:rPr>
+          <w:lang w:val="en-US"/>
+        </w:rPr>
+        <w:t>JSON.stringify</w:t>
+      </w:r>
+      <w:proofErr w:type="spellEnd"/>
+      <w:r>
+        <w:rPr>
+          <w:lang w:val="en-US"/>
+        </w:rPr>
+        <w:t>()</w:t>
+      </w:r>
+      <w:r>
+        <w:rPr>
+          <w:lang w:val="en-US"/>
+        </w:rPr>
+        <w:tab/>
+        <w:t xml:space="preserve">: help to convert JS or JSON object into string format. </w:t>
+      </w:r>
+    </w:p>
+    <w:p>
+      <w:pPr>
+        <w:rPr>
+          <w:lang w:val="en-US"/>
+        </w:rPr>
+      </w:pPr>
+      <w:proofErr w:type="spellStart"/>
+      <w:r>
+        <w:rPr>
+          <w:lang w:val="en-US"/>
+        </w:rPr>
+        <w:t>JSON.parse</w:t>
+      </w:r>
+      <w:proofErr w:type="spellEnd"/>
+      <w:r>
+        <w:rPr>
+          <w:lang w:val="en-US"/>
+        </w:rPr>
+        <w:t>(</w:t>
+      </w:r>
+      <w:proofErr w:type="gramStart"/>
+      <w:r>
+        <w:rPr>
+          <w:lang w:val="en-US"/>
+        </w:rPr>
+        <w:t>) :</w:t>
+      </w:r>
+      <w:proofErr w:type="gramEnd"/>
+      <w:r>
+        <w:rPr>
+          <w:lang w:val="en-US"/>
+        </w:rPr>
+        <w:t xml:space="preserve"> help to convert string to </w:t>
+      </w:r>
+      <w:proofErr w:type="spellStart"/>
+      <w:r>
+        <w:rPr>
+          <w:lang w:val="en-US"/>
+        </w:rPr>
+        <w:t>json</w:t>
+      </w:r>
+      <w:proofErr w:type="spellEnd"/>
+      <w:r>
+        <w:rPr>
+          <w:lang w:val="en-US"/>
+        </w:rPr>
+        <w:t xml:space="preserve"> object format. </w:t>
+      </w:r>
+    </w:p>
+    <w:p>
+      <w:pPr>
+        <w:rPr>
+          <w:lang w:val="en-US"/>
+        </w:rPr>
+      </w:pPr>
     </w:p>
     <w:sectPr>
       <w:pgSz w:w="11906" w:h="16838"/>
@@ -1128,6 +2206,103 @@
     </w:sectPr>
   </w:body>
 </w:document>
+</file>
+
+<file path=word/numbering.xml><?xml version="1.0" encoding="utf-8"?>
+<w:numbering xmlns:wpc="http://schemas.microsoft.com/office/word/2010/wordprocessingCanvas" xmlns:cx="http://schemas.microsoft.com/office/drawing/2014/chartex" xmlns:cx1="http://schemas.microsoft.com/office/drawing/2015/9/8/chartex" xmlns:cx2="http://schemas.microsoft.com/office/drawing/2015/10/21/chartex" xmlns:cx3="http://schemas.microsoft.com/office/drawing/2016/5/9/chartex" xmlns:cx4="http://schemas.microsoft.com/office/drawing/2016/5/10/chartex" xmlns:cx5="http://schemas.microsoft.com/office/drawing/2016/5/11/chartex" xmlns:cx6="http://schemas.microsoft.com/office/drawing/2016/5/12/chartex" xmlns:cx7="http://schemas.microsoft.com/office/drawing/2016/5/13/chartex" xmlns:cx8="http://schemas.microsoft.com/office/drawing/2016/5/14/chartex" xmlns:mc="http://schemas.openxmlformats.org/markup-compatibility/2006" xmlns:aink="http://schemas.microsoft.com/office/drawing/2016/ink" xmlns:am3d="http://schemas.microsoft.com/office/drawing/2017/model3d" xmlns:o="urn:schemas-microsoft-com:office:office" xmlns:oel="http://schemas.microsoft.com/office/2019/extlst" xmlns:r="http://schemas.openxmlformats.org/officeDocument/2006/relationships" xmlns:m="http://schemas.openxmlformats.org/officeDocument/2006/math" xmlns:v="urn:schemas-microsoft-com:vml" xmlns:wp14="http://schemas.microsoft.com/office/word/2010/wordprocessingDrawing" xmlns:wp="http://schemas.openxmlformats.org/drawingml/2006/wordprocessingDrawing" xmlns:w10="urn:schemas-microsoft-com:office:word" xmlns:w="http://schemas.openxmlformats.org/wordprocessingml/2006/main" xmlns:w14="http://schemas.microsoft.com/office/word/2010/wordml" xmlns:w15="http://schemas.microsoft.com/office/word/2012/wordml" xmlns:w16cex="http://schemas.microsoft.com/office/word/2018/wordml/cex" xmlns:w16cid="http://schemas.microsoft.com/office/word/2016/wordml/cid" xmlns:w16="http://schemas.microsoft.com/office/word/2018/wordml" xmlns:w16du="http://schemas.microsoft.com/office/word/2023/wordml/word16du" xmlns:w16sdtdh="http://schemas.microsoft.com/office/word/2020/wordml/sdtdatahash" xmlns:w16sdtfl="http://schemas.microsoft.com/office/word/2024/wordml/sdtformatlock" xmlns:w16se="http://schemas.microsoft.com/office/word/2015/wordml/symex" xmlns:wpg="http://schemas.microsoft.com/office/word/2010/wordprocessingGroup" xmlns:wpi="http://schemas.microsoft.com/office/word/2010/wordprocessingInk" xmlns:wne="http://schemas.microsoft.com/office/word/2006/wordml" xmlns:wps="http://schemas.microsoft.com/office/word/2010/wordprocessingShape" mc:Ignorable="w14 w15 w16se w16cid w16 w16cex w16sdtdh w16sdtfl w16du wp14">
+  <w:abstractNum w:abstractNumId="0" w15:restartNumberingAfterBreak="0">
+    <w:nsid w:val="02DD11AD"/>
+    <w:multiLevelType w:val="hybridMultilevel"/>
+    <w:tmpl w:val="74D44F74"/>
+    <w:lvl w:ilvl="0" w:tplc="18247A32">
+      <w:start w:val="1"/>
+      <w:numFmt w:val="lowerLetter"/>
+      <w:lvlText w:val="%1."/>
+      <w:lvlJc w:val="left"/>
+      <w:pPr>
+        <w:ind w:left="1800" w:hanging="360"/>
+      </w:pPr>
+      <w:rPr>
+        <w:rFonts w:hint="default"/>
+      </w:rPr>
+    </w:lvl>
+    <w:lvl w:ilvl="1" w:tplc="40090019" w:tentative="1">
+      <w:start w:val="1"/>
+      <w:numFmt w:val="lowerLetter"/>
+      <w:lvlText w:val="%2."/>
+      <w:lvlJc w:val="left"/>
+      <w:pPr>
+        <w:ind w:left="2520" w:hanging="360"/>
+      </w:pPr>
+    </w:lvl>
+    <w:lvl w:ilvl="2" w:tplc="4009001B" w:tentative="1">
+      <w:start w:val="1"/>
+      <w:numFmt w:val="lowerRoman"/>
+      <w:lvlText w:val="%3."/>
+      <w:lvlJc w:val="right"/>
+      <w:pPr>
+        <w:ind w:left="3240" w:hanging="180"/>
+      </w:pPr>
+    </w:lvl>
+    <w:lvl w:ilvl="3" w:tplc="4009000F" w:tentative="1">
+      <w:start w:val="1"/>
+      <w:numFmt w:val="decimal"/>
+      <w:lvlText w:val="%4."/>
+      <w:lvlJc w:val="left"/>
+      <w:pPr>
+        <w:ind w:left="3960" w:hanging="360"/>
+      </w:pPr>
+    </w:lvl>
+    <w:lvl w:ilvl="4" w:tplc="40090019" w:tentative="1">
+      <w:start w:val="1"/>
+      <w:numFmt w:val="lowerLetter"/>
+      <w:lvlText w:val="%5."/>
+      <w:lvlJc w:val="left"/>
+      <w:pPr>
+        <w:ind w:left="4680" w:hanging="360"/>
+      </w:pPr>
+    </w:lvl>
+    <w:lvl w:ilvl="5" w:tplc="4009001B" w:tentative="1">
+      <w:start w:val="1"/>
+      <w:numFmt w:val="lowerRoman"/>
+      <w:lvlText w:val="%6."/>
+      <w:lvlJc w:val="right"/>
+      <w:pPr>
+        <w:ind w:left="5400" w:hanging="180"/>
+      </w:pPr>
+    </w:lvl>
+    <w:lvl w:ilvl="6" w:tplc="4009000F" w:tentative="1">
+      <w:start w:val="1"/>
+      <w:numFmt w:val="decimal"/>
+      <w:lvlText w:val="%7."/>
+      <w:lvlJc w:val="left"/>
+      <w:pPr>
+        <w:ind w:left="6120" w:hanging="360"/>
+      </w:pPr>
+    </w:lvl>
+    <w:lvl w:ilvl="7" w:tplc="40090019" w:tentative="1">
+      <w:start w:val="1"/>
+      <w:numFmt w:val="lowerLetter"/>
+      <w:lvlText w:val="%8."/>
+      <w:lvlJc w:val="left"/>
+      <w:pPr>
+        <w:ind w:left="6840" w:hanging="360"/>
+      </w:pPr>
+    </w:lvl>
+    <w:lvl w:ilvl="8" w:tplc="4009001B" w:tentative="1">
+      <w:start w:val="1"/>
+      <w:numFmt w:val="lowerRoman"/>
+      <w:lvlText w:val="%9."/>
+      <w:lvlJc w:val="right"/>
+      <w:pPr>
+        <w:ind w:left="7560" w:hanging="180"/>
+      </w:pPr>
+    </w:lvl>
+  </w:abstractNum>
+  <w:num w:numId="1" w16cid:durableId="2009670397">
+    <w:abstractNumId w:val="0"/>
+  </w:num>
+</w:numbering>
 </file>
 
 <file path=word/styles.xml><?xml version="1.0" encoding="utf-8"?>
